--- a/ApisQuanLyThiTracNghiem/modules/Template/TemplateFILLTHEBLANK.docx
+++ b/ApisQuanLyThiTracNghiem/modules/Template/TemplateFILLTHEBLANK.docx
@@ -1,6 +1,6 @@
 
 <file path=word/document.xml><?xml version="1.0" encoding="utf-8"?>
-<w:document xmlns:wpc="http://schemas.microsoft.com/office/word/2010/wordprocessingCanvas" xmlns:cx="http://schemas.microsoft.com/office/drawing/2014/chartex" xmlns:cx1="http://schemas.microsoft.com/office/drawing/2015/9/8/chartex" xmlns:cx2="http://schemas.microsoft.com/office/drawing/2015/10/21/chartex" xmlns:cx3="http://schemas.microsoft.com/office/drawing/2016/5/9/chartex" xmlns:cx4="http://schemas.microsoft.com/office/drawing/2016/5/10/chartex" xmlns:cx5="http://schemas.microsoft.com/office/drawing/2016/5/11/chartex" xmlns:cx6="http://schemas.microsoft.com/office/drawing/2016/5/12/chartex" xmlns:cx7="http://schemas.microsoft.com/office/drawing/2016/5/13/chartex" xmlns:cx8="http://schemas.microsoft.com/office/drawing/2016/5/14/chartex" xmlns:mc="http://schemas.openxmlformats.org/markup-compatibility/2006" xmlns:aink="http://schemas.microsoft.com/office/drawing/2016/ink" xmlns:am3d="http://schemas.microsoft.com/office/drawing/2017/model3d" xmlns:o="urn:schemas-microsoft-com:office:office" xmlns:oel="http://schemas.microsoft.com/office/2019/extlst" xmlns:r="http://schemas.openxmlformats.org/officeDocument/2006/relationships" xmlns:m="http://schemas.openxmlformats.org/officeDocument/2006/math" xmlns:v="urn:schemas-microsoft-com:vml" xmlns:wp14="http://schemas.microsoft.com/office/word/2010/wordprocessingDrawing" xmlns:wp="http://schemas.openxmlformats.org/drawingml/2006/wordprocessingDrawing" xmlns:w10="urn:schemas-microsoft-com:office:word" xmlns:w="http://schemas.openxmlformats.org/wordprocessingml/2006/main" xmlns:w14="http://schemas.microsoft.com/office/word/2010/wordml" xmlns:w15="http://schemas.microsoft.com/office/word/2012/wordml" xmlns:w16cex="http://schemas.microsoft.com/office/word/2018/wordml/cex" xmlns:w16cid="http://schemas.microsoft.com/office/word/2016/wordml/cid" xmlns:w16="http://schemas.microsoft.com/office/word/2018/wordml" xmlns:w16sdtdh="http://schemas.microsoft.com/office/word/2020/wordml/sdtdatahash" xmlns:w16se="http://schemas.microsoft.com/office/word/2015/wordml/symex" xmlns:wpg="http://schemas.microsoft.com/office/word/2010/wordprocessingGroup" xmlns:wpi="http://schemas.microsoft.com/office/word/2010/wordprocessingInk" xmlns:wne="http://schemas.microsoft.com/office/word/2006/wordml" xmlns:wps="http://schemas.microsoft.com/office/word/2010/wordprocessingShape" mc:Ignorable="w14 w15 w16se w16cid w16 w16cex w16sdtdh wp14">
+<w:document xmlns:wpc="http://schemas.microsoft.com/office/word/2010/wordprocessingCanvas" xmlns:cx="http://schemas.microsoft.com/office/drawing/2014/chartex" xmlns:cx1="http://schemas.microsoft.com/office/drawing/2015/9/8/chartex" xmlns:cx2="http://schemas.microsoft.com/office/drawing/2015/10/21/chartex" xmlns:cx3="http://schemas.microsoft.com/office/drawing/2016/5/9/chartex" xmlns:cx4="http://schemas.microsoft.com/office/drawing/2016/5/10/chartex" xmlns:cx5="http://schemas.microsoft.com/office/drawing/2016/5/11/chartex" xmlns:cx6="http://schemas.microsoft.com/office/drawing/2016/5/12/chartex" xmlns:cx7="http://schemas.microsoft.com/office/drawing/2016/5/13/chartex" xmlns:cx8="http://schemas.microsoft.com/office/drawing/2016/5/14/chartex" xmlns:mc="http://schemas.openxmlformats.org/markup-compatibility/2006" xmlns:aink="http://schemas.microsoft.com/office/drawing/2016/ink" xmlns:am3d="http://schemas.microsoft.com/office/drawing/2017/model3d" xmlns:o="urn:schemas-microsoft-com:office:office" xmlns:oel="http://schemas.microsoft.com/office/2019/extlst" xmlns:r="http://schemas.openxmlformats.org/officeDocument/2006/relationships" xmlns:m="http://schemas.openxmlformats.org/officeDocument/2006/math" xmlns:v="urn:schemas-microsoft-com:vml" xmlns:wp14="http://schemas.microsoft.com/office/word/2010/wordprocessingDrawing" xmlns:wp="http://schemas.openxmlformats.org/drawingml/2006/wordprocessingDrawing" xmlns:w10="urn:schemas-microsoft-com:office:word" xmlns:w="http://schemas.openxmlformats.org/wordprocessingml/2006/main" xmlns:w14="http://schemas.microsoft.com/office/word/2010/wordml" xmlns:w15="http://schemas.microsoft.com/office/word/2012/wordml" xmlns:w16cex="http://schemas.microsoft.com/office/word/2018/wordml/cex" xmlns:w16cid="http://schemas.microsoft.com/office/word/2016/wordml/cid" xmlns:w16="http://schemas.microsoft.com/office/word/2018/wordml" xmlns:w16du="http://schemas.microsoft.com/office/word/2023/wordml/word16du" xmlns:w16sdtdh="http://schemas.microsoft.com/office/word/2020/wordml/sdtdatahash" xmlns:w16sdtfl="http://schemas.microsoft.com/office/word/2024/wordml/sdtformatlock" xmlns:w16se="http://schemas.microsoft.com/office/word/2015/wordml/symex" xmlns:wpg="http://schemas.microsoft.com/office/word/2010/wordprocessingGroup" xmlns:wpi="http://schemas.microsoft.com/office/word/2010/wordprocessingInk" xmlns:wne="http://schemas.microsoft.com/office/word/2006/wordml" xmlns:wps="http://schemas.microsoft.com/office/word/2010/wordprocessingShape" mc:Ignorable="w14 w15 w16se w16cid w16 w16cex w16sdtdh w16sdtfl w16du wp14">
   <w:body>
     <w:tbl>
       <w:tblPr>
@@ -118,6 +118,7 @@
             <w:pPr>
               <w:rPr>
                 <w:color w:val="C00000"/>
+                <w:lang w:val="nl-BE"/>
               </w:rPr>
             </w:pPr>
             <w:r>
@@ -125,56 +126,9 @@
                 <w:color w:val="C00000"/>
                 <w:sz w:val="20"/>
                 <w:szCs w:val="20"/>
-              </w:rPr>
-              <w:t>Mức độ (</w:t>
-            </w:r>
-            <w:r>
-              <w:rPr>
-                <w:color w:val="C00000"/>
-                <w:sz w:val="20"/>
-                <w:szCs w:val="20"/>
-              </w:rPr>
-              <w:t>RATKHO,</w:t>
-            </w:r>
-            <w:r>
-              <w:rPr>
-                <w:color w:val="C00000"/>
-                <w:sz w:val="20"/>
-                <w:szCs w:val="20"/>
-              </w:rPr>
-              <w:t>KHO</w:t>
-            </w:r>
-            <w:r>
-              <w:rPr>
-                <w:color w:val="C00000"/>
-                <w:sz w:val="20"/>
-                <w:szCs w:val="20"/>
-              </w:rPr>
-              <w:t xml:space="preserve"> </w:t>
-            </w:r>
-            <w:r>
-              <w:rPr>
-                <w:color w:val="C00000"/>
-                <w:sz w:val="20"/>
-                <w:szCs w:val="20"/>
-              </w:rPr>
-              <w:t>/DE/</w:t>
-            </w:r>
-            <w:r>
-              <w:rPr>
-                <w:color w:val="C00000"/>
-                <w:sz w:val="20"/>
-                <w:szCs w:val="20"/>
-              </w:rPr>
-              <w:t xml:space="preserve"> </w:t>
-            </w:r>
-            <w:r>
-              <w:rPr>
-                <w:color w:val="C00000"/>
-                <w:sz w:val="20"/>
-                <w:szCs w:val="20"/>
-              </w:rPr>
-              <w:t xml:space="preserve">TB) </w:t>
+                <w:lang w:val="nl-BE"/>
+              </w:rPr>
+              <w:t xml:space="preserve">Mức độ (RATKHO,KHO /DE/ TB) </w:t>
             </w:r>
           </w:p>
         </w:tc>
@@ -641,8 +595,18 @@
             <w:pPr>
               <w:rPr>
                 <w:color w:val="C00000"/>
+                <w:lang w:val="nl-BE"/>
               </w:rPr>
             </w:pPr>
+            <w:r>
+              <w:rPr>
+                <w:color w:val="C00000"/>
+                <w:sz w:val="20"/>
+                <w:szCs w:val="20"/>
+                <w:lang w:val="nl-BE"/>
+              </w:rPr>
+              <w:t xml:space="preserve">Mức độ (RATKHO,KHO /DE/ TB) </w:t>
+            </w:r>
           </w:p>
         </w:tc>
         <w:tc>
@@ -653,8 +617,49 @@
             <w:pPr>
               <w:rPr>
                 <w:color w:val="C00000"/>
+                <w:sz w:val="20"/>
+                <w:szCs w:val="20"/>
               </w:rPr>
             </w:pPr>
+            <w:r>
+              <w:rPr>
+                <w:color w:val="C00000"/>
+                <w:sz w:val="20"/>
+                <w:szCs w:val="20"/>
+              </w:rPr>
+              <w:t>Điểm cộng</w:t>
+            </w:r>
+          </w:p>
+          <w:p>
+            <w:pPr>
+              <w:rPr>
+                <w:color w:val="C00000"/>
+              </w:rPr>
+            </w:pPr>
+            <w:r>
+              <w:rPr>
+                <w:color w:val="C00000"/>
+                <w:sz w:val="20"/>
+                <w:szCs w:val="20"/>
+              </w:rPr>
+              <w:t>(1,2,3</w:t>
+            </w:r>
+            <w:r>
+              <w:rPr>
+                <w:color w:val="C00000"/>
+                <w:sz w:val="20"/>
+                <w:szCs w:val="20"/>
+              </w:rPr>
+              <w:t xml:space="preserve"> </w:t>
+            </w:r>
+            <w:r>
+              <w:rPr>
+                <w:color w:val="C00000"/>
+                <w:sz w:val="20"/>
+                <w:szCs w:val="20"/>
+              </w:rPr>
+              <w:t>..)</w:t>
+            </w:r>
           </w:p>
         </w:tc>
         <w:tc>
@@ -665,8 +670,49 @@
             <w:pPr>
               <w:rPr>
                 <w:color w:val="C00000"/>
+                <w:sz w:val="20"/>
+                <w:szCs w:val="20"/>
               </w:rPr>
             </w:pPr>
+            <w:r>
+              <w:rPr>
+                <w:color w:val="C00000"/>
+                <w:sz w:val="20"/>
+                <w:szCs w:val="20"/>
+              </w:rPr>
+              <w:t>Điểm trừ</w:t>
+            </w:r>
+          </w:p>
+          <w:p>
+            <w:pPr>
+              <w:rPr>
+                <w:color w:val="C00000"/>
+              </w:rPr>
+            </w:pPr>
+            <w:r>
+              <w:rPr>
+                <w:color w:val="C00000"/>
+                <w:sz w:val="20"/>
+                <w:szCs w:val="20"/>
+              </w:rPr>
+              <w:t>(1,2,3</w:t>
+            </w:r>
+            <w:r>
+              <w:rPr>
+                <w:color w:val="C00000"/>
+                <w:sz w:val="20"/>
+                <w:szCs w:val="20"/>
+              </w:rPr>
+              <w:t xml:space="preserve"> </w:t>
+            </w:r>
+            <w:r>
+              <w:rPr>
+                <w:color w:val="C00000"/>
+                <w:sz w:val="20"/>
+                <w:szCs w:val="20"/>
+              </w:rPr>
+              <w:t>..)</w:t>
+            </w:r>
           </w:p>
         </w:tc>
         <w:tc>
@@ -677,8 +723,58 @@
             <w:pPr>
               <w:rPr>
                 <w:color w:val="C00000"/>
+                <w:sz w:val="20"/>
+                <w:szCs w:val="20"/>
               </w:rPr>
             </w:pPr>
+            <w:r>
+              <w:rPr>
+                <w:color w:val="C00000"/>
+                <w:sz w:val="20"/>
+                <w:szCs w:val="20"/>
+              </w:rPr>
+              <w:t>Đảo đ/a</w:t>
+            </w:r>
+          </w:p>
+          <w:p>
+            <w:pPr>
+              <w:rPr>
+                <w:color w:val="C00000"/>
+                <w:sz w:val="20"/>
+                <w:szCs w:val="20"/>
+              </w:rPr>
+            </w:pPr>
+            <w:r>
+              <w:rPr>
+                <w:color w:val="C00000"/>
+                <w:sz w:val="20"/>
+                <w:szCs w:val="20"/>
+              </w:rPr>
+              <w:t xml:space="preserve">(1: đảo, </w:t>
+            </w:r>
+          </w:p>
+          <w:p>
+            <w:pPr>
+              <w:rPr>
+                <w:color w:val="C00000"/>
+              </w:rPr>
+            </w:pPr>
+            <w:r>
+              <w:rPr>
+                <w:color w:val="C00000"/>
+                <w:sz w:val="20"/>
+                <w:szCs w:val="20"/>
+              </w:rPr>
+              <w:t>0: không đảo</w:t>
+            </w:r>
+            <w:r>
+              <w:rPr>
+                <w:color w:val="C00000"/>
+                <w:sz w:val="20"/>
+                <w:szCs w:val="20"/>
+              </w:rPr>
+              <w:t>)</w:t>
+            </w:r>
           </w:p>
         </w:tc>
         <w:tc>
@@ -691,6 +787,12 @@
                 <w:color w:val="C00000"/>
               </w:rPr>
             </w:pPr>
+            <w:r>
+              <w:rPr>
+                <w:color w:val="C00000"/>
+              </w:rPr>
+              <w:t>Điểm đáp án</w:t>
+            </w:r>
           </w:p>
         </w:tc>
       </w:tr>
@@ -756,6 +858,869 @@
           </w:tcPr>
           <w:p>
             <w:r>
+              <w:t>End</w:t>
+            </w:r>
+          </w:p>
+        </w:tc>
+        <w:tc>
+          <w:tcPr>
+            <w:tcW w:w="510" w:type="dxa"/>
+            <w:shd w:val="clear" w:color="auto" w:fill="D9D9D9"/>
+          </w:tcPr>
+          <w:p/>
+        </w:tc>
+        <w:tc>
+          <w:tcPr>
+            <w:tcW w:w="3874" w:type="dxa"/>
+            <w:shd w:val="clear" w:color="auto" w:fill="D9D9D9"/>
+          </w:tcPr>
+          <w:p/>
+        </w:tc>
+        <w:tc>
+          <w:tcPr>
+            <w:tcW w:w="1600" w:type="dxa"/>
+            <w:shd w:val="clear" w:color="auto" w:fill="D9D9D9"/>
+          </w:tcPr>
+          <w:p/>
+        </w:tc>
+        <w:tc>
+          <w:tcPr>
+            <w:tcW w:w="683" w:type="dxa"/>
+            <w:shd w:val="clear" w:color="auto" w:fill="D9D9D9"/>
+          </w:tcPr>
+          <w:p/>
+        </w:tc>
+        <w:tc>
+          <w:tcPr>
+            <w:tcW w:w="783" w:type="dxa"/>
+            <w:shd w:val="clear" w:color="auto" w:fill="D9D9D9"/>
+          </w:tcPr>
+          <w:p/>
+        </w:tc>
+        <w:tc>
+          <w:tcPr>
+            <w:tcW w:w="729" w:type="dxa"/>
+            <w:shd w:val="clear" w:color="auto" w:fill="D9D9D9"/>
+          </w:tcPr>
+          <w:p/>
+        </w:tc>
+        <w:tc>
+          <w:tcPr>
+            <w:tcW w:w="573" w:type="dxa"/>
+            <w:shd w:val="clear" w:color="auto" w:fill="D9D9D9"/>
+          </w:tcPr>
+          <w:p/>
+        </w:tc>
+      </w:tr>
+      <w:tr>
+        <w:trPr>
+          <w:trHeight w:val="356"/>
+        </w:trPr>
+        <w:tc>
+          <w:tcPr>
+            <w:tcW w:w="603" w:type="dxa"/>
+          </w:tcPr>
+          <w:p>
+            <w:pPr>
+              <w:rPr>
+                <w:color w:val="C00000"/>
+              </w:rPr>
+            </w:pPr>
+            <w:r>
+              <w:rPr>
+                <w:color w:val="C00000"/>
+              </w:rPr>
+              <w:lastRenderedPageBreak/>
+              <w:t>00</w:t>
+            </w:r>
+            <w:r>
+              <w:rPr>
+                <w:color w:val="C00000"/>
+              </w:rPr>
+              <w:t>3</w:t>
+            </w:r>
+          </w:p>
+        </w:tc>
+        <w:tc>
+          <w:tcPr>
+            <w:tcW w:w="510" w:type="dxa"/>
+          </w:tcPr>
+          <w:p>
+            <w:pPr>
+              <w:rPr>
+                <w:color w:val="C00000"/>
+              </w:rPr>
+            </w:pPr>
+            <w:r>
+              <w:rPr>
+                <w:color w:val="C00000"/>
+              </w:rPr>
+              <w:t>TT</w:t>
+            </w:r>
+          </w:p>
+        </w:tc>
+        <w:tc>
+          <w:tcPr>
+            <w:tcW w:w="3874" w:type="dxa"/>
+          </w:tcPr>
+          <w:p>
+            <w:pPr>
+              <w:pStyle w:val="Heading2"/>
+              <w:rPr>
+                <w:lang w:val="en-GB"/>
+              </w:rPr>
+            </w:pPr>
+            <w:r>
+              <w:t>Listen</w:t>
+            </w:r>
+            <w:r>
+              <w:rPr>
+                <w:spacing w:val="-1"/>
+              </w:rPr>
+              <w:t xml:space="preserve"> </w:t>
+            </w:r>
+            <w:r>
+              <w:t xml:space="preserve">to the podcast about how to become a journalist. </w:t>
+            </w:r>
+            <w:r>
+              <w:rPr>
+                <w:lang w:val="en-GB"/>
+              </w:rPr>
+              <w:t>Complete the sentences with one or two words from the box</w:t>
+            </w:r>
+            <w:r>
+              <w:rPr>
+                <w:lang w:val="en-GB"/>
+              </w:rPr>
+              <w:t>. Not all words are needed</w:t>
+            </w:r>
+            <w:r>
+              <w:rPr>
+                <w:lang w:val="en-GB"/>
+              </w:rPr>
+              <w:t>.</w:t>
+            </w:r>
+            <w:r>
+              <w:rPr>
+                <w:lang w:val="en-GB"/>
+              </w:rPr>
+              <w:t xml:space="preserve"> (Track 1.2)</w:t>
+            </w:r>
+            <w:commentRangeStart w:id="6"/>
+            <w:commentRangeEnd w:id="6"/>
+            <w:r>
+              <w:rPr>
+                <w:rStyle w:val="CommentReference"/>
+                <w:rFonts w:asciiTheme="minorHAnsi" w:eastAsiaTheme="minorHAnsi" w:hAnsiTheme="minorHAnsi" w:cstheme="minorBidi"/>
+                <w:color w:val="auto"/>
+              </w:rPr>
+              <w:commentReference w:id="6"/>
+            </w:r>
+          </w:p>
+          <w:p>
+            <w:pPr>
+              <w:rPr>
+                <w:bCs/>
+                <w:iCs/>
+              </w:rPr>
+            </w:pPr>
+            <w:r>
+              <w:rPr>
+                <w:bCs/>
+                <w:iCs/>
+              </w:rPr>
+              <w:br/>
+            </w:r>
+            <w:r>
+              <w:rPr>
+                <w:b/>
+                <w:bCs/>
+                <w:color w:val="231F20"/>
+                <w:sz w:val="26"/>
+                <w:szCs w:val="26"/>
+                <w:lang w:val="en-GB"/>
+              </w:rPr>
+              <w:t>@DDB@ $</w:t>
+            </w:r>
+            <w:r>
+              <w:rPr>
+                <w:b/>
+                <w:bCs/>
+                <w:color w:val="231F20"/>
+                <w:sz w:val="26"/>
+                <w:szCs w:val="26"/>
+                <w:lang w:val="en-GB"/>
+              </w:rPr>
+              <w:t>week</w:t>
+            </w:r>
+            <w:r>
+              <w:rPr>
+                <w:b/>
+                <w:bCs/>
+                <w:color w:val="231F20"/>
+                <w:sz w:val="26"/>
+                <w:szCs w:val="26"/>
+                <w:lang w:val="en-GB"/>
+              </w:rPr>
+              <w:t>@DD@</w:t>
+            </w:r>
+            <w:r>
+              <w:rPr>
+                <w:b/>
+                <w:bCs/>
+                <w:color w:val="231F20"/>
+                <w:sz w:val="26"/>
+                <w:szCs w:val="26"/>
+                <w:lang w:val="en-GB"/>
+              </w:rPr>
+              <w:tab/>
+            </w:r>
+            <w:r>
+              <w:rPr>
+                <w:b/>
+                <w:bCs/>
+                <w:color w:val="231F20"/>
+                <w:sz w:val="26"/>
+                <w:szCs w:val="26"/>
+              </w:rPr>
+              <w:t>writing skills</w:t>
+            </w:r>
+            <w:r>
+              <w:rPr>
+                <w:b/>
+                <w:bCs/>
+                <w:color w:val="231F20"/>
+                <w:sz w:val="26"/>
+                <w:szCs w:val="26"/>
+              </w:rPr>
+              <w:tab/>
+            </w:r>
+            <w:r>
+              <w:rPr>
+                <w:b/>
+                <w:bCs/>
+                <w:color w:val="231F20"/>
+                <w:sz w:val="26"/>
+                <w:szCs w:val="26"/>
+                <w:lang w:val="en-GB"/>
+              </w:rPr>
+              <w:t>@DD@</w:t>
+            </w:r>
+            <w:r>
+              <w:rPr>
+                <w:b/>
+                <w:bCs/>
+                <w:color w:val="231F20"/>
+                <w:sz w:val="26"/>
+                <w:szCs w:val="26"/>
+              </w:rPr>
+              <w:tab/>
+              <w:t>employers</w:t>
+            </w:r>
+            <w:r>
+              <w:rPr>
+                <w:b/>
+                <w:bCs/>
+                <w:color w:val="231F20"/>
+                <w:sz w:val="26"/>
+                <w:szCs w:val="26"/>
+              </w:rPr>
+              <w:tab/>
+            </w:r>
+            <w:r>
+              <w:rPr>
+                <w:b/>
+                <w:bCs/>
+                <w:color w:val="231F20"/>
+                <w:sz w:val="26"/>
+                <w:szCs w:val="26"/>
+                <w:lang w:val="en-GB"/>
+              </w:rPr>
+              <w:t>@DD@</w:t>
+            </w:r>
+            <w:r>
+              <w:rPr>
+                <w:b/>
+                <w:bCs/>
+                <w:color w:val="231F20"/>
+                <w:sz w:val="26"/>
+                <w:szCs w:val="26"/>
+              </w:rPr>
+              <w:tab/>
+            </w:r>
+            <w:r>
+              <w:rPr>
+                <w:b/>
+                <w:bCs/>
+                <w:color w:val="231F20"/>
+                <w:sz w:val="26"/>
+                <w:szCs w:val="26"/>
+              </w:rPr>
+              <w:t>researcher</w:t>
+            </w:r>
+            <w:r>
+              <w:rPr>
+                <w:b/>
+                <w:bCs/>
+                <w:color w:val="231F20"/>
+                <w:sz w:val="26"/>
+                <w:szCs w:val="26"/>
+                <w:lang w:val="en-GB"/>
+              </w:rPr>
+              <w:t>@DD@</w:t>
+            </w:r>
+            <w:r>
+              <w:rPr>
+                <w:b/>
+                <w:bCs/>
+                <w:color w:val="231F20"/>
+                <w:sz w:val="26"/>
+                <w:szCs w:val="26"/>
+              </w:rPr>
+              <w:tab/>
+            </w:r>
+            <w:r>
+              <w:rPr>
+                <w:b/>
+                <w:bCs/>
+                <w:color w:val="231F20"/>
+                <w:sz w:val="26"/>
+                <w:szCs w:val="26"/>
+              </w:rPr>
+              <w:tab/>
+            </w:r>
+            <w:r>
+              <w:rPr>
+                <w:b/>
+                <w:bCs/>
+                <w:color w:val="231F20"/>
+                <w:sz w:val="26"/>
+                <w:szCs w:val="26"/>
+              </w:rPr>
+              <w:t>college</w:t>
+            </w:r>
+            <w:r>
+              <w:rPr>
+                <w:b/>
+                <w:bCs/>
+                <w:color w:val="231F20"/>
+                <w:sz w:val="26"/>
+                <w:szCs w:val="26"/>
+                <w:lang w:val="en-GB"/>
+              </w:rPr>
+              <w:t>@DD@</w:t>
+            </w:r>
+            <w:r>
+              <w:rPr>
+                <w:b/>
+                <w:bCs/>
+                <w:color w:val="231F20"/>
+                <w:sz w:val="26"/>
+                <w:szCs w:val="26"/>
+              </w:rPr>
+              <w:tab/>
+              <w:t>employees</w:t>
+            </w:r>
+            <w:r>
+              <w:rPr>
+                <w:b/>
+                <w:bCs/>
+                <w:color w:val="231F20"/>
+                <w:sz w:val="26"/>
+                <w:szCs w:val="26"/>
+                <w:lang w:val="en-GB"/>
+              </w:rPr>
+              <w:t>@DD@</w:t>
+            </w:r>
+            <w:r>
+              <w:rPr>
+                <w:b/>
+                <w:bCs/>
+                <w:color w:val="231F20"/>
+                <w:sz w:val="26"/>
+                <w:szCs w:val="26"/>
+              </w:rPr>
+              <w:tab/>
+              <w:t>weekly</w:t>
+            </w:r>
+            <w:r>
+              <w:rPr>
+                <w:b/>
+                <w:bCs/>
+                <w:color w:val="231F20"/>
+                <w:sz w:val="26"/>
+                <w:szCs w:val="26"/>
+                <w:lang w:val="en-GB"/>
+              </w:rPr>
+              <w:t>@DD@</w:t>
+            </w:r>
+            <w:r>
+              <w:rPr>
+                <w:b/>
+                <w:bCs/>
+                <w:color w:val="231F20"/>
+                <w:sz w:val="26"/>
+                <w:szCs w:val="26"/>
+              </w:rPr>
+              <w:tab/>
+            </w:r>
+            <w:r>
+              <w:rPr>
+                <w:b/>
+                <w:bCs/>
+                <w:color w:val="231F20"/>
+                <w:sz w:val="26"/>
+                <w:szCs w:val="26"/>
+              </w:rPr>
+              <w:tab/>
+            </w:r>
+            <w:r>
+              <w:rPr>
+                <w:b/>
+                <w:bCs/>
+                <w:color w:val="231F20"/>
+                <w:sz w:val="26"/>
+                <w:szCs w:val="26"/>
+                <w:lang w:val="en-GB"/>
+              </w:rPr>
+              <w:t>@DD@</w:t>
+            </w:r>
+            <w:r>
+              <w:rPr>
+                <w:b/>
+                <w:bCs/>
+                <w:color w:val="231F20"/>
+                <w:sz w:val="26"/>
+                <w:szCs w:val="26"/>
+              </w:rPr>
+              <w:t>researches</w:t>
+            </w:r>
+            <w:r>
+              <w:rPr>
+                <w:b/>
+                <w:bCs/>
+                <w:color w:val="231F20"/>
+                <w:sz w:val="26"/>
+                <w:szCs w:val="26"/>
+                <w:lang w:val="en-GB"/>
+              </w:rPr>
+              <w:t>@DD@</w:t>
+            </w:r>
+            <w:r>
+              <w:rPr>
+                <w:b/>
+                <w:bCs/>
+                <w:color w:val="231F20"/>
+                <w:sz w:val="26"/>
+                <w:szCs w:val="26"/>
+              </w:rPr>
+              <w:tab/>
+            </w:r>
+            <w:r>
+              <w:rPr>
+                <w:b/>
+                <w:bCs/>
+                <w:color w:val="231F20"/>
+                <w:sz w:val="26"/>
+                <w:szCs w:val="26"/>
+              </w:rPr>
+              <w:tab/>
+              <w:t>colleague</w:t>
+            </w:r>
+            <w:r>
+              <w:rPr>
+                <w:b/>
+                <w:bCs/>
+                <w:color w:val="231F20"/>
+                <w:sz w:val="26"/>
+                <w:szCs w:val="26"/>
+                <w:lang w:val="en-GB"/>
+              </w:rPr>
+              <w:t>@DDE@</w:t>
+            </w:r>
+          </w:p>
+        </w:tc>
+        <w:tc>
+          <w:tcPr>
+            <w:tcW w:w="1600" w:type="dxa"/>
+          </w:tcPr>
+          <w:p>
+            <w:pPr>
+              <w:rPr>
+                <w:color w:val="C00000"/>
+                <w:lang w:val="nl-BE"/>
+              </w:rPr>
+            </w:pPr>
+            <w:r>
+              <w:rPr>
+                <w:color w:val="C00000"/>
+                <w:sz w:val="20"/>
+                <w:szCs w:val="20"/>
+                <w:lang w:val="nl-BE"/>
+              </w:rPr>
+              <w:t>KHO</w:t>
+            </w:r>
+          </w:p>
+        </w:tc>
+        <w:tc>
+          <w:tcPr>
+            <w:tcW w:w="683" w:type="dxa"/>
+          </w:tcPr>
+          <w:p>
+            <w:pPr>
+              <w:rPr>
+                <w:color w:val="C00000"/>
+              </w:rPr>
+            </w:pPr>
+            <w:r>
+              <w:rPr>
+                <w:color w:val="C00000"/>
+                <w:sz w:val="20"/>
+                <w:szCs w:val="20"/>
+              </w:rPr>
+              <w:t>1</w:t>
+            </w:r>
+          </w:p>
+        </w:tc>
+        <w:tc>
+          <w:tcPr>
+            <w:tcW w:w="783" w:type="dxa"/>
+          </w:tcPr>
+          <w:p>
+            <w:pPr>
+              <w:rPr>
+                <w:color w:val="C00000"/>
+              </w:rPr>
+            </w:pPr>
+            <w:r>
+              <w:rPr>
+                <w:color w:val="C00000"/>
+                <w:sz w:val="20"/>
+                <w:szCs w:val="20"/>
+              </w:rPr>
+              <w:t>0</w:t>
+            </w:r>
+          </w:p>
+        </w:tc>
+        <w:tc>
+          <w:tcPr>
+            <w:tcW w:w="729" w:type="dxa"/>
+          </w:tcPr>
+          <w:p>
+            <w:pPr>
+              <w:rPr>
+                <w:color w:val="C00000"/>
+              </w:rPr>
+            </w:pPr>
+            <w:r>
+              <w:rPr>
+                <w:color w:val="C00000"/>
+                <w:sz w:val="20"/>
+                <w:szCs w:val="20"/>
+              </w:rPr>
+              <w:t>0</w:t>
+            </w:r>
+          </w:p>
+        </w:tc>
+        <w:tc>
+          <w:tcPr>
+            <w:tcW w:w="573" w:type="dxa"/>
+          </w:tcPr>
+          <w:p>
+            <w:pPr>
+              <w:rPr>
+                <w:color w:val="C00000"/>
+                <w:sz w:val="20"/>
+                <w:szCs w:val="20"/>
+              </w:rPr>
+            </w:pPr>
+            <w:r>
+              <w:rPr>
+                <w:color w:val="C00000"/>
+              </w:rPr>
+              <w:t>0</w:t>
+            </w:r>
+          </w:p>
+        </w:tc>
+      </w:tr>
+      <w:tr>
+        <w:tc>
+          <w:tcPr>
+            <w:tcW w:w="603" w:type="dxa"/>
+          </w:tcPr>
+          <w:p>
+            <w:r>
+              <w:t>1</w:t>
+            </w:r>
+          </w:p>
+        </w:tc>
+        <w:tc>
+          <w:tcPr>
+            <w:tcW w:w="510" w:type="dxa"/>
+          </w:tcPr>
+          <w:p/>
+        </w:tc>
+        <w:tc>
+          <w:tcPr>
+            <w:tcW w:w="3874" w:type="dxa"/>
+          </w:tcPr>
+          <w:p>
+            <w:r>
+              <w:rPr>
+                <w:color w:val="231F20"/>
+                <w:sz w:val="26"/>
+                <w:szCs w:val="26"/>
+              </w:rPr>
+              <w:t xml:space="preserve">The podcaster says that listeners could work as an admin assistant or </w:t>
+            </w:r>
+            <w:r>
+              <w:rPr>
+                <w:b/>
+                <w:bCs/>
+                <w:color w:val="231F20"/>
+                <w:sz w:val="26"/>
+                <w:szCs w:val="26"/>
+                <w:lang w:val="en-GB"/>
+              </w:rPr>
+              <w:t>@DD@</w:t>
+            </w:r>
+            <w:r>
+              <w:rPr>
+                <w:color w:val="231F20"/>
+                <w:sz w:val="26"/>
+                <w:szCs w:val="26"/>
+              </w:rPr>
+              <w:t>at</w:t>
+            </w:r>
+            <w:r>
+              <w:rPr>
+                <w:color w:val="231F20"/>
+                <w:spacing w:val="-10"/>
+                <w:sz w:val="26"/>
+                <w:szCs w:val="26"/>
+              </w:rPr>
+              <w:t xml:space="preserve"> </w:t>
+            </w:r>
+            <w:r>
+              <w:rPr>
+                <w:color w:val="231F20"/>
+                <w:sz w:val="26"/>
+                <w:szCs w:val="26"/>
+              </w:rPr>
+              <w:t>a</w:t>
+            </w:r>
+            <w:r>
+              <w:rPr>
+                <w:color w:val="231F20"/>
+                <w:spacing w:val="-10"/>
+                <w:sz w:val="26"/>
+                <w:szCs w:val="26"/>
+              </w:rPr>
+              <w:t xml:space="preserve"> </w:t>
+            </w:r>
+            <w:r>
+              <w:rPr>
+                <w:color w:val="231F20"/>
+                <w:sz w:val="26"/>
+                <w:szCs w:val="26"/>
+              </w:rPr>
+              <w:t>newspaper</w:t>
+            </w:r>
+            <w:r>
+              <w:rPr>
+                <w:color w:val="231F20"/>
+                <w:spacing w:val="-10"/>
+                <w:sz w:val="26"/>
+                <w:szCs w:val="26"/>
+              </w:rPr>
+              <w:t xml:space="preserve"> </w:t>
+            </w:r>
+            <w:r>
+              <w:rPr>
+                <w:color w:val="231F20"/>
+                <w:sz w:val="26"/>
+                <w:szCs w:val="26"/>
+              </w:rPr>
+              <w:t>or news channel.</w:t>
+            </w:r>
+            <w:r>
+              <w:rPr>
+                <w:color w:val="231F20"/>
+                <w:sz w:val="26"/>
+                <w:szCs w:val="26"/>
+              </w:rPr>
+              <w:t xml:space="preserve"> </w:t>
+            </w:r>
+            <w:r>
+              <w:t>^ $</w:t>
+            </w:r>
+            <w:r>
+              <w:rPr>
+                <w:b/>
+                <w:bCs/>
+                <w:color w:val="231F20"/>
+                <w:sz w:val="26"/>
+                <w:szCs w:val="26"/>
+                <w:lang w:val="en-GB"/>
+              </w:rPr>
+              <w:t xml:space="preserve"> </w:t>
+            </w:r>
+            <w:r>
+              <w:rPr>
+                <w:b/>
+                <w:bCs/>
+                <w:color w:val="231F20"/>
+                <w:sz w:val="26"/>
+                <w:szCs w:val="26"/>
+                <w:lang w:val="en-GB"/>
+              </w:rPr>
+              <w:t xml:space="preserve"> </w:t>
+            </w:r>
+            <w:r>
+              <w:rPr>
+                <w:b/>
+                <w:bCs/>
+                <w:color w:val="231F20"/>
+                <w:sz w:val="26"/>
+                <w:szCs w:val="26"/>
+              </w:rPr>
+              <w:t>researcher</w:t>
+            </w:r>
+            <w:r>
+              <w:t xml:space="preserve"> $</w:t>
+            </w:r>
+          </w:p>
+        </w:tc>
+        <w:tc>
+          <w:tcPr>
+            <w:tcW w:w="1600" w:type="dxa"/>
+          </w:tcPr>
+          <w:p/>
+        </w:tc>
+        <w:tc>
+          <w:tcPr>
+            <w:tcW w:w="683" w:type="dxa"/>
+          </w:tcPr>
+          <w:p/>
+        </w:tc>
+        <w:tc>
+          <w:tcPr>
+            <w:tcW w:w="783" w:type="dxa"/>
+          </w:tcPr>
+          <w:p/>
+        </w:tc>
+        <w:tc>
+          <w:tcPr>
+            <w:tcW w:w="729" w:type="dxa"/>
+          </w:tcPr>
+          <w:p/>
+        </w:tc>
+        <w:tc>
+          <w:tcPr>
+            <w:tcW w:w="573" w:type="dxa"/>
+          </w:tcPr>
+          <w:p/>
+        </w:tc>
+      </w:tr>
+      <w:tr>
+        <w:tc>
+          <w:tcPr>
+            <w:tcW w:w="603" w:type="dxa"/>
+          </w:tcPr>
+          <w:p>
+            <w:r>
+              <w:t>2</w:t>
+            </w:r>
+          </w:p>
+        </w:tc>
+        <w:tc>
+          <w:tcPr>
+            <w:tcW w:w="510" w:type="dxa"/>
+          </w:tcPr>
+          <w:p/>
+        </w:tc>
+        <w:tc>
+          <w:tcPr>
+            <w:tcW w:w="3874" w:type="dxa"/>
+          </w:tcPr>
+          <w:p>
+            <w:r>
+              <w:rPr>
+                <w:color w:val="231F20"/>
+                <w:sz w:val="26"/>
+                <w:szCs w:val="26"/>
+              </w:rPr>
+              <w:t>It is important to practise your</w:t>
+            </w:r>
+            <w:r>
+              <w:rPr>
+                <w:b/>
+                <w:bCs/>
+                <w:color w:val="231F20"/>
+                <w:sz w:val="26"/>
+                <w:szCs w:val="26"/>
+                <w:lang w:val="en-GB"/>
+              </w:rPr>
+              <w:t>@DD@</w:t>
+            </w:r>
+            <w:r>
+              <w:t xml:space="preserve"> ^ $</w:t>
+            </w:r>
+            <w:r>
+              <w:rPr>
+                <w:b/>
+                <w:bCs/>
+                <w:color w:val="231F20"/>
+                <w:sz w:val="26"/>
+                <w:szCs w:val="26"/>
+              </w:rPr>
+              <w:t xml:space="preserve"> writing skills</w:t>
+            </w:r>
+            <w:r>
+              <w:t>$</w:t>
+            </w:r>
+          </w:p>
+        </w:tc>
+        <w:tc>
+          <w:tcPr>
+            <w:tcW w:w="1600" w:type="dxa"/>
+          </w:tcPr>
+          <w:p/>
+        </w:tc>
+        <w:tc>
+          <w:tcPr>
+            <w:tcW w:w="683" w:type="dxa"/>
+          </w:tcPr>
+          <w:p/>
+        </w:tc>
+        <w:tc>
+          <w:tcPr>
+            <w:tcW w:w="783" w:type="dxa"/>
+          </w:tcPr>
+          <w:p/>
+        </w:tc>
+        <w:tc>
+          <w:tcPr>
+            <w:tcW w:w="729" w:type="dxa"/>
+          </w:tcPr>
+          <w:p/>
+        </w:tc>
+        <w:tc>
+          <w:tcPr>
+            <w:tcW w:w="573" w:type="dxa"/>
+          </w:tcPr>
+          <w:p/>
+        </w:tc>
+      </w:tr>
+      <w:tr>
+        <w:tc>
+          <w:tcPr>
+            <w:tcW w:w="603" w:type="dxa"/>
+            <w:shd w:val="clear" w:color="auto" w:fill="D9D9D9"/>
+          </w:tcPr>
+          <w:p>
+            <w:r>
+              <w:lastRenderedPageBreak/>
               <w:t>End</w:t>
             </w:r>
           </w:p>
@@ -1113,7 +2078,6 @@
     </w:p>
     <w:p>
       <w:r>
-        <w:lastRenderedPageBreak/>
         <w:t xml:space="preserve">+ Các hàng tiếp theo cột thứ 2 là các phương án trả lời điền khuyết </w:t>
       </w:r>
     </w:p>
@@ -1148,6 +2112,12 @@
         <w:t>Đáp án điền khuyết ở ô khuyết thứ 2 là: Điền vào (B) với đáp án phía bên phải ký tự ^ và ngăn cách nhau bởi dấu “$”(B) ^ $có gì xen giữa các tế bào$co gi xen ke giua cac te bao$</w:t>
       </w:r>
     </w:p>
+    <w:p>
+      <w:r>
+        <w:t>ký tự # là fix vị trí đáp án</w:t>
+      </w:r>
+    </w:p>
+    <w:p/>
     <w:p/>
     <w:sectPr>
       <w:pgSz w:w="9792" w:h="7200" w:orient="landscape" w:code="108"/>
@@ -1159,8 +2129,41 @@
 </w:document>
 </file>
 
+<file path=word/comments.xml><?xml version="1.0" encoding="utf-8"?>
+<w:comments xmlns:wpc="http://schemas.microsoft.com/office/word/2010/wordprocessingCanvas" xmlns:cx="http://schemas.microsoft.com/office/drawing/2014/chartex" xmlns:cx1="http://schemas.microsoft.com/office/drawing/2015/9/8/chartex" xmlns:cx2="http://schemas.microsoft.com/office/drawing/2015/10/21/chartex" xmlns:cx3="http://schemas.microsoft.com/office/drawing/2016/5/9/chartex" xmlns:cx4="http://schemas.microsoft.com/office/drawing/2016/5/10/chartex" xmlns:cx5="http://schemas.microsoft.com/office/drawing/2016/5/11/chartex" xmlns:cx6="http://schemas.microsoft.com/office/drawing/2016/5/12/chartex" xmlns:cx7="http://schemas.microsoft.com/office/drawing/2016/5/13/chartex" xmlns:cx8="http://schemas.microsoft.com/office/drawing/2016/5/14/chartex" xmlns:mc="http://schemas.openxmlformats.org/markup-compatibility/2006" xmlns:aink="http://schemas.microsoft.com/office/drawing/2016/ink" xmlns:am3d="http://schemas.microsoft.com/office/drawing/2017/model3d" xmlns:o="urn:schemas-microsoft-com:office:office" xmlns:oel="http://schemas.microsoft.com/office/2019/extlst" xmlns:r="http://schemas.openxmlformats.org/officeDocument/2006/relationships" xmlns:m="http://schemas.openxmlformats.org/officeDocument/2006/math" xmlns:v="urn:schemas-microsoft-com:vml" xmlns:wp14="http://schemas.microsoft.com/office/word/2010/wordprocessingDrawing" xmlns:wp="http://schemas.openxmlformats.org/drawingml/2006/wordprocessingDrawing" xmlns:w10="urn:schemas-microsoft-com:office:word" xmlns:w="http://schemas.openxmlformats.org/wordprocessingml/2006/main" xmlns:w14="http://schemas.microsoft.com/office/word/2010/wordml" xmlns:w15="http://schemas.microsoft.com/office/word/2012/wordml" xmlns:w16cex="http://schemas.microsoft.com/office/word/2018/wordml/cex" xmlns:w16cid="http://schemas.microsoft.com/office/word/2016/wordml/cid" xmlns:w16="http://schemas.microsoft.com/office/word/2018/wordml" xmlns:w16du="http://schemas.microsoft.com/office/word/2023/wordml/word16du" xmlns:w16sdtdh="http://schemas.microsoft.com/office/word/2020/wordml/sdtdatahash" xmlns:w16sdtfl="http://schemas.microsoft.com/office/word/2024/wordml/sdtformatlock" xmlns:w16se="http://schemas.microsoft.com/office/word/2015/wordml/symex" xmlns:wpg="http://schemas.microsoft.com/office/word/2010/wordprocessingGroup" xmlns:wpi="http://schemas.microsoft.com/office/word/2010/wordprocessingInk" xmlns:wne="http://schemas.microsoft.com/office/word/2006/wordml" xmlns:wps="http://schemas.microsoft.com/office/word/2010/wordprocessingShape" mc:Ignorable="w14 w15 w16se w16cid w16 w16cex w16sdtdh w16sdtfl w16du wp14">
+  <w:comment w:id="6" w:author="Admin" w:date="2025-07-17T15:30:00Z" w:initials="A">
+    <w:p>
+      <w:pPr>
+        <w:pStyle w:val="CommentText"/>
+      </w:pPr>
+      <w:r>
+        <w:rPr>
+          <w:rStyle w:val="CommentReference"/>
+        </w:rPr>
+        <w:annotationRef/>
+      </w:r>
+      <w:r>
+        <w:t>Kéo thả đáp án</w:t>
+      </w:r>
+    </w:p>
+  </w:comment>
+</w:comments>
+</file>
+
+<file path=word/commentsExtended.xml><?xml version="1.0" encoding="utf-8"?>
+<w15:commentsEx xmlns:wpc="http://schemas.microsoft.com/office/word/2010/wordprocessingCanvas" xmlns:cx="http://schemas.microsoft.com/office/drawing/2014/chartex" xmlns:cx1="http://schemas.microsoft.com/office/drawing/2015/9/8/chartex" xmlns:cx2="http://schemas.microsoft.com/office/drawing/2015/10/21/chartex" xmlns:cx3="http://schemas.microsoft.com/office/drawing/2016/5/9/chartex" xmlns:cx4="http://schemas.microsoft.com/office/drawing/2016/5/10/chartex" xmlns:cx5="http://schemas.microsoft.com/office/drawing/2016/5/11/chartex" xmlns:cx6="http://schemas.microsoft.com/office/drawing/2016/5/12/chartex" xmlns:cx7="http://schemas.microsoft.com/office/drawing/2016/5/13/chartex" xmlns:cx8="http://schemas.microsoft.com/office/drawing/2016/5/14/chartex" xmlns:mc="http://schemas.openxmlformats.org/markup-compatibility/2006" xmlns:aink="http://schemas.microsoft.com/office/drawing/2016/ink" xmlns:am3d="http://schemas.microsoft.com/office/drawing/2017/model3d" xmlns:o="urn:schemas-microsoft-com:office:office" xmlns:oel="http://schemas.microsoft.com/office/2019/extlst" xmlns:r="http://schemas.openxmlformats.org/officeDocument/2006/relationships" xmlns:m="http://schemas.openxmlformats.org/officeDocument/2006/math" xmlns:v="urn:schemas-microsoft-com:vml" xmlns:wp14="http://schemas.microsoft.com/office/word/2010/wordprocessingDrawing" xmlns:wp="http://schemas.openxmlformats.org/drawingml/2006/wordprocessingDrawing" xmlns:w10="urn:schemas-microsoft-com:office:word" xmlns:w="http://schemas.openxmlformats.org/wordprocessingml/2006/main" xmlns:w14="http://schemas.microsoft.com/office/word/2010/wordml" xmlns:w15="http://schemas.microsoft.com/office/word/2012/wordml" xmlns:w16cex="http://schemas.microsoft.com/office/word/2018/wordml/cex" xmlns:w16cid="http://schemas.microsoft.com/office/word/2016/wordml/cid" xmlns:w16="http://schemas.microsoft.com/office/word/2018/wordml" xmlns:w16du="http://schemas.microsoft.com/office/word/2023/wordml/word16du" xmlns:w16sdtdh="http://schemas.microsoft.com/office/word/2020/wordml/sdtdatahash" xmlns:w16sdtfl="http://schemas.microsoft.com/office/word/2024/wordml/sdtformatlock" xmlns:w16se="http://schemas.microsoft.com/office/word/2015/wordml/symex" xmlns:wpg="http://schemas.microsoft.com/office/word/2010/wordprocessingGroup" xmlns:wpi="http://schemas.microsoft.com/office/word/2010/wordprocessingInk" xmlns:wne="http://schemas.microsoft.com/office/word/2006/wordml" xmlns:wps="http://schemas.microsoft.com/office/word/2010/wordprocessingShape" mc:Ignorable="w14 w15 w16se w16cid w16 w16cex w16sdtdh w16sdtfl w16du wp14">
+  <w15:commentEx w15:paraId="37226689" w15:done="0"/>
+</w15:commentsEx>
+</file>
+
+<file path=word/commentsIds.xml><?xml version="1.0" encoding="utf-8"?>
+<w16cid:commentsIds xmlns:wpc="http://schemas.microsoft.com/office/word/2010/wordprocessingCanvas" xmlns:cx="http://schemas.microsoft.com/office/drawing/2014/chartex" xmlns:cx1="http://schemas.microsoft.com/office/drawing/2015/9/8/chartex" xmlns:cx2="http://schemas.microsoft.com/office/drawing/2015/10/21/chartex" xmlns:cx3="http://schemas.microsoft.com/office/drawing/2016/5/9/chartex" xmlns:cx4="http://schemas.microsoft.com/office/drawing/2016/5/10/chartex" xmlns:cx5="http://schemas.microsoft.com/office/drawing/2016/5/11/chartex" xmlns:cx6="http://schemas.microsoft.com/office/drawing/2016/5/12/chartex" xmlns:cx7="http://schemas.microsoft.com/office/drawing/2016/5/13/chartex" xmlns:cx8="http://schemas.microsoft.com/office/drawing/2016/5/14/chartex" xmlns:mc="http://schemas.openxmlformats.org/markup-compatibility/2006" xmlns:aink="http://schemas.microsoft.com/office/drawing/2016/ink" xmlns:am3d="http://schemas.microsoft.com/office/drawing/2017/model3d" xmlns:o="urn:schemas-microsoft-com:office:office" xmlns:oel="http://schemas.microsoft.com/office/2019/extlst" xmlns:r="http://schemas.openxmlformats.org/officeDocument/2006/relationships" xmlns:m="http://schemas.openxmlformats.org/officeDocument/2006/math" xmlns:v="urn:schemas-microsoft-com:vml" xmlns:wp14="http://schemas.microsoft.com/office/word/2010/wordprocessingDrawing" xmlns:wp="http://schemas.openxmlformats.org/drawingml/2006/wordprocessingDrawing" xmlns:w10="urn:schemas-microsoft-com:office:word" xmlns:w="http://schemas.openxmlformats.org/wordprocessingml/2006/main" xmlns:w14="http://schemas.microsoft.com/office/word/2010/wordml" xmlns:w15="http://schemas.microsoft.com/office/word/2012/wordml" xmlns:w16cex="http://schemas.microsoft.com/office/word/2018/wordml/cex" xmlns:w16cid="http://schemas.microsoft.com/office/word/2016/wordml/cid" xmlns:w16="http://schemas.microsoft.com/office/word/2018/wordml" xmlns:w16du="http://schemas.microsoft.com/office/word/2023/wordml/word16du" xmlns:w16sdtdh="http://schemas.microsoft.com/office/word/2020/wordml/sdtdatahash" xmlns:w16sdtfl="http://schemas.microsoft.com/office/word/2024/wordml/sdtformatlock" xmlns:w16se="http://schemas.microsoft.com/office/word/2015/wordml/symex" xmlns:wpg="http://schemas.microsoft.com/office/word/2010/wordprocessingGroup" xmlns:wpi="http://schemas.microsoft.com/office/word/2010/wordprocessingInk" xmlns:wne="http://schemas.microsoft.com/office/word/2006/wordml" xmlns:wps="http://schemas.microsoft.com/office/word/2010/wordprocessingShape" mc:Ignorable="w14 w15 w16se w16cid w16 w16cex w16sdtdh w16sdtfl w16du wp14">
+  <w16cid:commentId w16cid:paraId="37226689" w16cid:durableId="2C239582"/>
+</w16cid:commentsIds>
+</file>
+
 <file path=word/numbering.xml><?xml version="1.0" encoding="utf-8"?>
-<w:numbering xmlns:wpc="http://schemas.microsoft.com/office/word/2010/wordprocessingCanvas" xmlns:cx="http://schemas.microsoft.com/office/drawing/2014/chartex" xmlns:cx1="http://schemas.microsoft.com/office/drawing/2015/9/8/chartex" xmlns:cx2="http://schemas.microsoft.com/office/drawing/2015/10/21/chartex" xmlns:cx3="http://schemas.microsoft.com/office/drawing/2016/5/9/chartex" xmlns:cx4="http://schemas.microsoft.com/office/drawing/2016/5/10/chartex" xmlns:cx5="http://schemas.microsoft.com/office/drawing/2016/5/11/chartex" xmlns:cx6="http://schemas.microsoft.com/office/drawing/2016/5/12/chartex" xmlns:cx7="http://schemas.microsoft.com/office/drawing/2016/5/13/chartex" xmlns:cx8="http://schemas.microsoft.com/office/drawing/2016/5/14/chartex" xmlns:mc="http://schemas.openxmlformats.org/markup-compatibility/2006" xmlns:aink="http://schemas.microsoft.com/office/drawing/2016/ink" xmlns:am3d="http://schemas.microsoft.com/office/drawing/2017/model3d" xmlns:o="urn:schemas-microsoft-com:office:office" xmlns:oel="http://schemas.microsoft.com/office/2019/extlst" xmlns:r="http://schemas.openxmlformats.org/officeDocument/2006/relationships" xmlns:m="http://schemas.openxmlformats.org/officeDocument/2006/math" xmlns:v="urn:schemas-microsoft-com:vml" xmlns:wp14="http://schemas.microsoft.com/office/word/2010/wordprocessingDrawing" xmlns:wp="http://schemas.openxmlformats.org/drawingml/2006/wordprocessingDrawing" xmlns:w10="urn:schemas-microsoft-com:office:word" xmlns:w="http://schemas.openxmlformats.org/wordprocessingml/2006/main" xmlns:w14="http://schemas.microsoft.com/office/word/2010/wordml" xmlns:w15="http://schemas.microsoft.com/office/word/2012/wordml" xmlns:w16cex="http://schemas.microsoft.com/office/word/2018/wordml/cex" xmlns:w16cid="http://schemas.microsoft.com/office/word/2016/wordml/cid" xmlns:w16="http://schemas.microsoft.com/office/word/2018/wordml" xmlns:w16sdtdh="http://schemas.microsoft.com/office/word/2020/wordml/sdtdatahash" xmlns:w16se="http://schemas.microsoft.com/office/word/2015/wordml/symex" xmlns:wpg="http://schemas.microsoft.com/office/word/2010/wordprocessingGroup" xmlns:wpi="http://schemas.microsoft.com/office/word/2010/wordprocessingInk" xmlns:wne="http://schemas.microsoft.com/office/word/2006/wordml" xmlns:wps="http://schemas.microsoft.com/office/word/2010/wordprocessingShape" mc:Ignorable="w14 w15 w16se w16cid w16 w16cex w16sdtdh wp14">
+<w:numbering xmlns:wpc="http://schemas.microsoft.com/office/word/2010/wordprocessingCanvas" xmlns:cx="http://schemas.microsoft.com/office/drawing/2014/chartex" xmlns:cx1="http://schemas.microsoft.com/office/drawing/2015/9/8/chartex" xmlns:cx2="http://schemas.microsoft.com/office/drawing/2015/10/21/chartex" xmlns:cx3="http://schemas.microsoft.com/office/drawing/2016/5/9/chartex" xmlns:cx4="http://schemas.microsoft.com/office/drawing/2016/5/10/chartex" xmlns:cx5="http://schemas.microsoft.com/office/drawing/2016/5/11/chartex" xmlns:cx6="http://schemas.microsoft.com/office/drawing/2016/5/12/chartex" xmlns:cx7="http://schemas.microsoft.com/office/drawing/2016/5/13/chartex" xmlns:cx8="http://schemas.microsoft.com/office/drawing/2016/5/14/chartex" xmlns:mc="http://schemas.openxmlformats.org/markup-compatibility/2006" xmlns:aink="http://schemas.microsoft.com/office/drawing/2016/ink" xmlns:am3d="http://schemas.microsoft.com/office/drawing/2017/model3d" xmlns:o="urn:schemas-microsoft-com:office:office" xmlns:oel="http://schemas.microsoft.com/office/2019/extlst" xmlns:r="http://schemas.openxmlformats.org/officeDocument/2006/relationships" xmlns:m="http://schemas.openxmlformats.org/officeDocument/2006/math" xmlns:v="urn:schemas-microsoft-com:vml" xmlns:wp14="http://schemas.microsoft.com/office/word/2010/wordprocessingDrawing" xmlns:wp="http://schemas.openxmlformats.org/drawingml/2006/wordprocessingDrawing" xmlns:w10="urn:schemas-microsoft-com:office:word" xmlns:w="http://schemas.openxmlformats.org/wordprocessingml/2006/main" xmlns:w14="http://schemas.microsoft.com/office/word/2010/wordml" xmlns:w15="http://schemas.microsoft.com/office/word/2012/wordml" xmlns:w16cex="http://schemas.microsoft.com/office/word/2018/wordml/cex" xmlns:w16cid="http://schemas.microsoft.com/office/word/2016/wordml/cid" xmlns:w16="http://schemas.microsoft.com/office/word/2018/wordml" xmlns:w16du="http://schemas.microsoft.com/office/word/2023/wordml/word16du" xmlns:w16sdtdh="http://schemas.microsoft.com/office/word/2020/wordml/sdtdatahash" xmlns:w16sdtfl="http://schemas.microsoft.com/office/word/2024/wordml/sdtformatlock" xmlns:w16se="http://schemas.microsoft.com/office/word/2015/wordml/symex" xmlns:wpg="http://schemas.microsoft.com/office/word/2010/wordprocessingGroup" xmlns:wpi="http://schemas.microsoft.com/office/word/2010/wordprocessingInk" xmlns:wne="http://schemas.microsoft.com/office/word/2006/wordml" xmlns:wps="http://schemas.microsoft.com/office/word/2010/wordprocessingShape" mc:Ignorable="w14 w15 w16se w16cid w16 w16cex w16sdtdh w16sdtfl w16du wp14">
   <w:abstractNum w:abstractNumId="0" w15:restartNumberingAfterBreak="0">
     <w:nsid w:val="04E613C3"/>
     <w:multiLevelType w:val="hybridMultilevel"/>
@@ -1674,8 +2677,16 @@
 </w:numbering>
 </file>
 
+<file path=word/people.xml><?xml version="1.0" encoding="utf-8"?>
+<w15:people xmlns:wpc="http://schemas.microsoft.com/office/word/2010/wordprocessingCanvas" xmlns:cx="http://schemas.microsoft.com/office/drawing/2014/chartex" xmlns:cx1="http://schemas.microsoft.com/office/drawing/2015/9/8/chartex" xmlns:cx2="http://schemas.microsoft.com/office/drawing/2015/10/21/chartex" xmlns:cx3="http://schemas.microsoft.com/office/drawing/2016/5/9/chartex" xmlns:cx4="http://schemas.microsoft.com/office/drawing/2016/5/10/chartex" xmlns:cx5="http://schemas.microsoft.com/office/drawing/2016/5/11/chartex" xmlns:cx6="http://schemas.microsoft.com/office/drawing/2016/5/12/chartex" xmlns:cx7="http://schemas.microsoft.com/office/drawing/2016/5/13/chartex" xmlns:cx8="http://schemas.microsoft.com/office/drawing/2016/5/14/chartex" xmlns:mc="http://schemas.openxmlformats.org/markup-compatibility/2006" xmlns:aink="http://schemas.microsoft.com/office/drawing/2016/ink" xmlns:am3d="http://schemas.microsoft.com/office/drawing/2017/model3d" xmlns:o="urn:schemas-microsoft-com:office:office" xmlns:oel="http://schemas.microsoft.com/office/2019/extlst" xmlns:r="http://schemas.openxmlformats.org/officeDocument/2006/relationships" xmlns:m="http://schemas.openxmlformats.org/officeDocument/2006/math" xmlns:v="urn:schemas-microsoft-com:vml" xmlns:wp14="http://schemas.microsoft.com/office/word/2010/wordprocessingDrawing" xmlns:wp="http://schemas.openxmlformats.org/drawingml/2006/wordprocessingDrawing" xmlns:w10="urn:schemas-microsoft-com:office:word" xmlns:w="http://schemas.openxmlformats.org/wordprocessingml/2006/main" xmlns:w14="http://schemas.microsoft.com/office/word/2010/wordml" xmlns:w15="http://schemas.microsoft.com/office/word/2012/wordml" xmlns:w16cex="http://schemas.microsoft.com/office/word/2018/wordml/cex" xmlns:w16cid="http://schemas.microsoft.com/office/word/2016/wordml/cid" xmlns:w16="http://schemas.microsoft.com/office/word/2018/wordml" xmlns:w16du="http://schemas.microsoft.com/office/word/2023/wordml/word16du" xmlns:w16sdtdh="http://schemas.microsoft.com/office/word/2020/wordml/sdtdatahash" xmlns:w16sdtfl="http://schemas.microsoft.com/office/word/2024/wordml/sdtformatlock" xmlns:w16se="http://schemas.microsoft.com/office/word/2015/wordml/symex" xmlns:wpg="http://schemas.microsoft.com/office/word/2010/wordprocessingGroup" xmlns:wpi="http://schemas.microsoft.com/office/word/2010/wordprocessingInk" xmlns:wne="http://schemas.microsoft.com/office/word/2006/wordml" xmlns:wps="http://schemas.microsoft.com/office/word/2010/wordprocessingShape" mc:Ignorable="w14 w15 w16se w16cid w16 w16cex w16sdtdh w16sdtfl w16du wp14">
+  <w15:person w15:author="Admin">
+    <w15:presenceInfo w15:providerId="None" w15:userId="Admin"/>
+  </w15:person>
+</w15:people>
+</file>
+
 <file path=word/styles.xml><?xml version="1.0" encoding="utf-8"?>
-<w:styles xmlns:mc="http://schemas.openxmlformats.org/markup-compatibility/2006" xmlns:r="http://schemas.openxmlformats.org/officeDocument/2006/relationships" xmlns:w="http://schemas.openxmlformats.org/wordprocessingml/2006/main" xmlns:w14="http://schemas.microsoft.com/office/word/2010/wordml" xmlns:w15="http://schemas.microsoft.com/office/word/2012/wordml" xmlns:w16cex="http://schemas.microsoft.com/office/word/2018/wordml/cex" xmlns:w16cid="http://schemas.microsoft.com/office/word/2016/wordml/cid" xmlns:w16="http://schemas.microsoft.com/office/word/2018/wordml" xmlns:w16sdtdh="http://schemas.microsoft.com/office/word/2020/wordml/sdtdatahash" xmlns:w16se="http://schemas.microsoft.com/office/word/2015/wordml/symex" mc:Ignorable="w14 w15 w16se w16cid w16 w16cex w16sdtdh">
+<w:styles xmlns:mc="http://schemas.openxmlformats.org/markup-compatibility/2006" xmlns:r="http://schemas.openxmlformats.org/officeDocument/2006/relationships" xmlns:w="http://schemas.openxmlformats.org/wordprocessingml/2006/main" xmlns:w14="http://schemas.microsoft.com/office/word/2010/wordml" xmlns:w15="http://schemas.microsoft.com/office/word/2012/wordml" xmlns:w16cex="http://schemas.microsoft.com/office/word/2018/wordml/cex" xmlns:w16cid="http://schemas.microsoft.com/office/word/2016/wordml/cid" xmlns:w16="http://schemas.microsoft.com/office/word/2018/wordml" xmlns:w16du="http://schemas.microsoft.com/office/word/2023/wordml/word16du" xmlns:w16sdtdh="http://schemas.microsoft.com/office/word/2020/wordml/sdtdatahash" xmlns:w16sdtfl="http://schemas.microsoft.com/office/word/2024/wordml/sdtformatlock" xmlns:w16se="http://schemas.microsoft.com/office/word/2015/wordml/symex" mc:Ignorable="w14 w15 w16se w16cid w16 w16cex w16sdtdh w16sdtfl w16du">
   <w:docDefaults>
     <w:rPrDefault>
       <w:rPr>
@@ -1688,7 +2699,7 @@
   <w:latentStyles w:defLockedState="0" w:defUIPriority="0" w:defSemiHidden="0" w:defUnhideWhenUsed="0" w:defQFormat="0" w:count="376">
     <w:lsdException w:name="Normal" w:qFormat="1"/>
     <w:lsdException w:name="heading 1" w:uiPriority="9" w:qFormat="1"/>
-    <w:lsdException w:name="heading 2" w:semiHidden="1" w:unhideWhenUsed="1" w:qFormat="1"/>
+    <w:lsdException w:name="heading 2" w:semiHidden="1" w:uiPriority="9" w:unhideWhenUsed="1" w:qFormat="1"/>
     <w:lsdException w:name="heading 3" w:semiHidden="1" w:unhideWhenUsed="1" w:qFormat="1"/>
     <w:lsdException w:name="heading 4" w:semiHidden="1" w:unhideWhenUsed="1" w:qFormat="1"/>
     <w:lsdException w:name="heading 5" w:semiHidden="1" w:unhideWhenUsed="1" w:qFormat="1"/>
@@ -1696,7 +2707,9 @@
     <w:lsdException w:name="heading 7" w:semiHidden="1" w:unhideWhenUsed="1" w:qFormat="1"/>
     <w:lsdException w:name="heading 8" w:semiHidden="1" w:unhideWhenUsed="1" w:qFormat="1"/>
     <w:lsdException w:name="heading 9" w:semiHidden="1" w:unhideWhenUsed="1" w:qFormat="1"/>
+    <w:lsdException w:name="annotation text" w:uiPriority="99"/>
     <w:lsdException w:name="caption" w:semiHidden="1" w:unhideWhenUsed="1" w:qFormat="1"/>
+    <w:lsdException w:name="annotation reference" w:uiPriority="99"/>
     <w:lsdException w:name="Title" w:uiPriority="10" w:qFormat="1"/>
     <w:lsdException w:name="Subtitle" w:qFormat="1"/>
     <w:lsdException w:name="Strong" w:qFormat="1"/>
@@ -1998,6 +3011,28 @@
       <w:lang w:val="x-none" w:eastAsia="x-none"/>
     </w:rPr>
   </w:style>
+  <w:style w:type="paragraph" w:styleId="Heading2">
+    <w:name w:val="heading 2"/>
+    <w:basedOn w:val="Normal"/>
+    <w:next w:val="Normal"/>
+    <w:link w:val="Heading2Char"/>
+    <w:uiPriority w:val="9"/>
+    <w:unhideWhenUsed/>
+    <w:qFormat/>
+    <w:rsid w:val="009C4A7D"/>
+    <w:pPr>
+      <w:keepNext/>
+      <w:keepLines/>
+      <w:spacing w:before="40"/>
+      <w:outlineLvl w:val="1"/>
+    </w:pPr>
+    <w:rPr>
+      <w:rFonts w:asciiTheme="majorHAnsi" w:eastAsiaTheme="majorEastAsia" w:hAnsiTheme="majorHAnsi" w:cstheme="majorBidi"/>
+      <w:color w:val="2F5496" w:themeColor="accent1" w:themeShade="BF"/>
+      <w:sz w:val="26"/>
+      <w:szCs w:val="26"/>
+    </w:rPr>
+  </w:style>
   <w:style w:type="character" w:default="1" w:styleId="DefaultParagraphFont">
     <w:name w:val="Default Paragraph Font"/>
     <w:uiPriority w:val="1"/>
@@ -2108,6 +3143,53 @@
       <w:rFonts w:ascii="Calibri" w:eastAsia="Calibri" w:hAnsi="Calibri"/>
       <w:sz w:val="22"/>
       <w:szCs w:val="22"/>
+    </w:rPr>
+  </w:style>
+  <w:style w:type="character" w:customStyle="1" w:styleId="Heading2Char">
+    <w:name w:val="Heading 2 Char"/>
+    <w:basedOn w:val="DefaultParagraphFont"/>
+    <w:link w:val="Heading2"/>
+    <w:uiPriority w:val="9"/>
+    <w:rsid w:val="009C4A7D"/>
+    <w:rPr>
+      <w:rFonts w:asciiTheme="majorHAnsi" w:eastAsiaTheme="majorEastAsia" w:hAnsiTheme="majorHAnsi" w:cstheme="majorBidi"/>
+      <w:color w:val="2F5496" w:themeColor="accent1" w:themeShade="BF"/>
+      <w:sz w:val="26"/>
+      <w:szCs w:val="26"/>
+    </w:rPr>
+  </w:style>
+  <w:style w:type="character" w:styleId="CommentReference">
+    <w:name w:val="annotation reference"/>
+    <w:basedOn w:val="DefaultParagraphFont"/>
+    <w:uiPriority w:val="99"/>
+    <w:unhideWhenUsed/>
+    <w:rsid w:val="009C4A7D"/>
+    <w:rPr>
+      <w:sz w:val="16"/>
+      <w:szCs w:val="16"/>
+    </w:rPr>
+  </w:style>
+  <w:style w:type="paragraph" w:styleId="CommentText">
+    <w:name w:val="annotation text"/>
+    <w:basedOn w:val="Normal"/>
+    <w:link w:val="CommentTextChar"/>
+    <w:uiPriority w:val="99"/>
+    <w:unhideWhenUsed/>
+    <w:rsid w:val="009C4A7D"/>
+    <w:rPr>
+      <w:rFonts w:asciiTheme="minorHAnsi" w:eastAsiaTheme="minorHAnsi" w:hAnsiTheme="minorHAnsi" w:cstheme="minorBidi"/>
+      <w:sz w:val="20"/>
+      <w:szCs w:val="20"/>
+    </w:rPr>
+  </w:style>
+  <w:style w:type="character" w:customStyle="1" w:styleId="CommentTextChar">
+    <w:name w:val="Comment Text Char"/>
+    <w:basedOn w:val="DefaultParagraphFont"/>
+    <w:link w:val="CommentText"/>
+    <w:uiPriority w:val="99"/>
+    <w:rsid w:val="009C4A7D"/>
+    <w:rPr>
+      <w:rFonts w:asciiTheme="minorHAnsi" w:eastAsiaTheme="minorHAnsi" w:hAnsiTheme="minorHAnsi" w:cstheme="minorBidi"/>
     </w:rPr>
   </w:style>
 </w:styles>
